--- a/实验模板.docx
+++ b/实验模板.docx
@@ -70,6 +70,7 @@
                             <w:pPr>
                               <w:pStyle w:val="21"/>
                               <w:rPr>
+                                <w:rFonts w:hint="default"/>
                                 <w:u w:val="single"/>
                               </w:rPr>
                             </w:pPr>
@@ -81,10 +82,10 @@
                             </w:r>
                             <w:r>
                               <w:rPr>
+                                <w:rFonts w:hint="default"/>
                                 <w:color w:val="000000"/>
-                                <w:u w:val="single"/>
                               </w:rPr>
-                              <w:t xml:space="preserve">                         </w:t>
+                              <w:t xml:space="preserve"> 1800440094</w:t>
                             </w:r>
                           </w:p>
                         </w:txbxContent>
@@ -111,6 +112,7 @@
                       <w:pPr>
                         <w:pStyle w:val="21"/>
                         <w:rPr>
+                          <w:rFonts w:hint="default"/>
                           <w:u w:val="single"/>
                         </w:rPr>
                       </w:pPr>
@@ -122,10 +124,10 @@
                       </w:r>
                       <w:r>
                         <w:rPr>
+                          <w:rFonts w:hint="default"/>
                           <w:color w:val="000000"/>
-                          <w:u w:val="single"/>
                         </w:rPr>
-                        <w:t xml:space="preserve">                         </w:t>
+                        <w:t xml:space="preserve"> 1800440094</w:t>
                       </w:r>
                     </w:p>
                   </w:txbxContent>
@@ -345,6 +347,8 @@
           <w:sz w:val="44"/>
         </w:rPr>
       </w:pPr>
+      <w:bookmarkStart w:id="0" w:name="_GoBack"/>
+      <w:bookmarkEnd w:id="0"/>
     </w:p>
     <w:p>
       <w:pPr>
@@ -396,6 +400,7 @@
           <w:rFonts w:hint="eastAsia"/>
           <w:b/>
           <w:sz w:val="28"/>
+          <w:u w:val="single"/>
           <w:lang w:eastAsia="zh-CN"/>
         </w:rPr>
         <w:t>大学物理实验（一）</w:t>
@@ -435,8 +440,6 @@
         </w:rPr>
         <w:t>实验名称：</w:t>
       </w:r>
-      <w:bookmarkStart w:id="0" w:name="_GoBack"/>
-      <w:bookmarkEnd w:id="0"/>
       <w:r>
         <w:rPr>
           <w:b/>
@@ -477,6 +480,7 @@
           <w:rFonts w:hint="eastAsia"/>
           <w:b/>
           <w:sz w:val="28"/>
+          <w:u w:val="single"/>
           <w:lang w:eastAsia="zh-CN"/>
         </w:rPr>
         <w:t>数学科学学院</w:t>
@@ -583,7 +587,27 @@
           <w:sz w:val="28"/>
           <w:lang w:val="en-US" w:eastAsia="zh-CN"/>
         </w:rPr>
-        <w:t xml:space="preserve"> 21</w:t>
+        <w:t xml:space="preserve"> </w:t>
+      </w:r>
+      <w:r>
+        <w:rPr>
+          <w:rFonts w:hint="eastAsia"/>
+          <w:b/>
+          <w:sz w:val="28"/>
+          <w:u w:val="single"/>
+          <w:lang w:val="en-US" w:eastAsia="zh-CN"/>
+        </w:rPr>
+        <w:t>2</w:t>
+      </w:r>
+      <w:r>
+        <w:rPr>
+          <w:rFonts w:hint="default"/>
+          <w:b/>
+          <w:sz w:val="28"/>
+          <w:u w:val="single"/>
+          <w:lang w:eastAsia="zh-CN"/>
+        </w:rPr>
+        <w:t>0</w:t>
       </w:r>
       <w:r>
         <w:rPr>
@@ -994,6 +1018,7 @@
           <w:p>
             <w:pPr>
               <w:numPr>
+                <w:ilvl w:val="0"/>
                 <w:numId w:val="0"/>
               </w:numPr>
               <w:rPr>
@@ -1050,6 +1075,7 @@
           <w:p>
             <w:pPr>
               <w:numPr>
+                <w:ilvl w:val="0"/>
                 <w:numId w:val="0"/>
               </w:numPr>
               <w:ind w:leftChars="0"/>
@@ -1084,6 +1110,7 @@
           <w:p>
             <w:pPr>
               <w:numPr>
+                <w:ilvl w:val="0"/>
                 <w:numId w:val="0"/>
               </w:numPr>
               <w:rPr>
@@ -3114,8 +3141,8 @@
     <w:lsdException w:unhideWhenUsed="0" w:uiPriority="0" w:semiHidden="0" w:name="Normal Indent"/>
     <w:lsdException w:unhideWhenUsed="0" w:uiPriority="0" w:semiHidden="0" w:name="footnote text"/>
     <w:lsdException w:unhideWhenUsed="0" w:uiPriority="0" w:semiHidden="0" w:name="annotation text"/>
-    <w:lsdException w:unhideWhenUsed="0" w:uiPriority="0" w:semiHidden="0" w:name="header"/>
-    <w:lsdException w:unhideWhenUsed="0" w:uiPriority="0" w:semiHidden="0" w:name="footer"/>
+    <w:lsdException w:qFormat="1" w:unhideWhenUsed="0" w:uiPriority="0" w:semiHidden="0" w:name="header"/>
+    <w:lsdException w:qFormat="1" w:unhideWhenUsed="0" w:uiPriority="0" w:semiHidden="0" w:name="footer"/>
     <w:lsdException w:unhideWhenUsed="0" w:uiPriority="0" w:semiHidden="0" w:name="index heading"/>
     <w:lsdException w:qFormat="1" w:unhideWhenUsed="0" w:uiPriority="0" w:semiHidden="0" w:name="caption"/>
     <w:lsdException w:unhideWhenUsed="0" w:uiPriority="0" w:semiHidden="0" w:name="table of figures"/>
@@ -3124,13 +3151,13 @@
     <w:lsdException w:unhideWhenUsed="0" w:uiPriority="0" w:semiHidden="0" w:name="footnote reference"/>
     <w:lsdException w:unhideWhenUsed="0" w:uiPriority="0" w:semiHidden="0" w:name="annotation reference"/>
     <w:lsdException w:unhideWhenUsed="0" w:uiPriority="0" w:semiHidden="0" w:name="line number"/>
-    <w:lsdException w:unhideWhenUsed="0" w:uiPriority="0" w:semiHidden="0" w:name="page number"/>
+    <w:lsdException w:qFormat="1" w:unhideWhenUsed="0" w:uiPriority="0" w:semiHidden="0" w:name="page number"/>
     <w:lsdException w:unhideWhenUsed="0" w:uiPriority="0" w:semiHidden="0" w:name="endnote reference"/>
     <w:lsdException w:unhideWhenUsed="0" w:uiPriority="0" w:semiHidden="0" w:name="endnote text"/>
     <w:lsdException w:unhideWhenUsed="0" w:uiPriority="0" w:semiHidden="0" w:name="table of authorities"/>
     <w:lsdException w:unhideWhenUsed="0" w:uiPriority="0" w:semiHidden="0" w:name="macro"/>
     <w:lsdException w:unhideWhenUsed="0" w:uiPriority="0" w:semiHidden="0" w:name="toa heading"/>
-    <w:lsdException w:unhideWhenUsed="0" w:uiPriority="0" w:semiHidden="0" w:name="List"/>
+    <w:lsdException w:qFormat="1" w:unhideWhenUsed="0" w:uiPriority="0" w:semiHidden="0" w:name="List"/>
     <w:lsdException w:unhideWhenUsed="0" w:uiPriority="0" w:semiHidden="0" w:name="List Bullet"/>
     <w:lsdException w:unhideWhenUsed="0" w:uiPriority="0" w:semiHidden="0" w:name="List Number"/>
     <w:lsdException w:unhideWhenUsed="0" w:uiPriority="0" w:semiHidden="0" w:name="List 2"/>
@@ -3231,7 +3258,7 @@
     <w:lsdException w:uiPriority="0" w:name="Table Web 2"/>
     <w:lsdException w:uiPriority="0" w:name="Table Web 3"/>
     <w:lsdException w:uiPriority="0" w:name="Balloon Text"/>
-    <w:lsdException w:unhideWhenUsed="0" w:uiPriority="0" w:semiHidden="0" w:name="Table Grid"/>
+    <w:lsdException w:qFormat="1" w:unhideWhenUsed="0" w:uiPriority="0" w:semiHidden="0" w:name="Table Grid"/>
     <w:lsdException w:uiPriority="0" w:name="Table Theme"/>
     <w:lsdException w:qFormat="1" w:uiPriority="99" w:semiHidden="0" w:name="Placeholder Text"/>
     <w:lsdException w:unhideWhenUsed="0" w:uiPriority="60" w:semiHidden="0" w:name="Light Shading"/>
@@ -3413,6 +3440,7 @@
   <w:style w:type="paragraph" w:styleId="5">
     <w:name w:val="footer"/>
     <w:basedOn w:val="1"/>
+    <w:qFormat/>
     <w:uiPriority w:val="0"/>
     <w:pPr>
       <w:tabs>
@@ -3430,6 +3458,7 @@
   <w:style w:type="paragraph" w:styleId="6">
     <w:name w:val="header"/>
     <w:basedOn w:val="1"/>
+    <w:qFormat/>
     <w:uiPriority w:val="0"/>
     <w:pPr>
       <w:pBdr>
@@ -3450,6 +3479,7 @@
   <w:style w:type="paragraph" w:styleId="7">
     <w:name w:val="List"/>
     <w:basedOn w:val="3"/>
+    <w:qFormat/>
     <w:uiPriority w:val="0"/>
     <w:rPr>
       <w:rFonts w:cs="Noto Sans CJK SC"/>
@@ -3458,6 +3488,7 @@
   <w:style w:type="table" w:styleId="9">
     <w:name w:val="Table Grid"/>
     <w:basedOn w:val="8"/>
+    <w:qFormat/>
     <w:uiPriority w:val="0"/>
     <w:pPr>
       <w:jc w:val="both"/>
@@ -3485,6 +3516,7 @@
   <w:style w:type="character" w:styleId="12">
     <w:name w:val="page number"/>
     <w:basedOn w:val="10"/>
+    <w:qFormat/>
     <w:uiPriority w:val="0"/>
   </w:style>
   <w:style w:type="character" w:styleId="13">
